--- a/informes-growth/rheinmetall-2026-10-14/Rheinmetall - growth - 2026-10-14.docx
+++ b/informes-growth/rheinmetall-2026-10-14/Rheinmetall - growth - 2026-10-14.docx
@@ -20,7 +20,7 @@
           <w:bCs/>
           <w:b/>
         </w:rPr>
-        <w:t xml:space="preserve">Señal (método v4): Mantener</w:t>
+        <w:t xml:space="preserve">Señal (método v7): Mantener</w:t>
       </w:r>
       <w:r>
         <w:t xml:space="preserve"> </w:t>
@@ -32,13 +32,13 @@
         <w:t xml:space="preserve"> </w:t>
       </w:r>
       <w:r>
-        <w:t xml:space="preserve">Precio 953,3 EUR · Objetivo 12 m 975 EUR (ponderada +3,5 %, base -2,1 %, bajista -55,4 %, alcista +73,6 %) · Compra hasta 896,2 EUR</w:t>
-      </w:r>
-      <w:r>
-        <w:t xml:space="preserve"> </w:t>
-      </w:r>
-      <w:r>
-        <w:t xml:space="preserve">Peso orientativo: no entra · Por qué: no compra: ponderada &lt; 10 %, base &lt; 0 %, menos de 4 señales, bajista peor que -50 %</w:t>
+        <w:t xml:space="preserve">Precio 953,3 EUR · Objetivo 12 m 975 EUR (ponderada +3,5 %, base -2,1 %, bajista -55,4 %, alcista +73,6 %) · Compra hasta 932,9 EUR</w:t>
+      </w:r>
+      <w:r>
+        <w:t xml:space="preserve"> </w:t>
+      </w:r>
+      <w:r>
+        <w:t xml:space="preserve">Peso orientativo: no entra · Por qué: no compra: ponderada &lt; 5 %, base &lt; 0 %, bajista peor que -50 %</w:t>
       </w:r>
     </w:p>
     <w:p>
@@ -50,13 +50,13 @@
           <w:bCs/>
           <w:b/>
         </w:rPr>
-        <w:t xml:space="preserve">Recalculado el 14-oct con el método v4</w:t>
-      </w:r>
-      <w:r>
-        <w:t xml:space="preserve"> </w:t>
-      </w:r>
-      <w:r>
-        <w:t xml:space="preserve">(tras el backtest,</w:t>
+        <w:t xml:space="preserve">Calculado con el método v7</w:t>
+      </w:r>
+      <w:r>
+        <w:t xml:space="preserve"> </w:t>
+      </w:r>
+      <w:r>
+        <w:t xml:space="preserve">(vigente desde el 14-oct tras el backtest de 71 casos,</w:t>
       </w:r>
       <w:r>
         <w:t xml:space="preserve"> </w:t>
@@ -71,7 +71,7 @@
         <w:t xml:space="preserve"> </w:t>
       </w:r>
       <w:r>
-        <w:t xml:space="preserve">§6). La sección 9 conserva la valoración del primer borrador (v1) con la proyección del analista; las cifras que mandan son las de arriba: ventas con la regla mecánica (18.190 M en el base), múltiplo de hoy con rebaja por desaceleración (5,2x / 8,7x / 13,9x).</w:t>
+        <w:t xml:space="preserve">§6). Si la sección 9 enseña otras cifras de valoración, son del borrador con la proyección del analista; mandan las de arriba: ventas con la regla mecánica (18190 M en el base) y múltiplo de hoy con rebaja por desaceleración (5,2x / 8,7x / 13,9x).</w:t>
       </w:r>
     </w:p>
     <w:bookmarkStart w:id="20" w:name="la-tesis-en-cinco-líneas"/>

--- a/informes-growth/rheinmetall-2026-10-14/Rheinmetall - growth - 2026-10-14.docx
+++ b/informes-growth/rheinmetall-2026-10-14/Rheinmetall - growth - 2026-10-14.docx
@@ -3201,7 +3201,7 @@
         <w:t xml:space="preserve">Foros alemanes (wallstreet-online)</w:t>
       </w:r>
       <w:r>
-        <w:t xml:space="preserve">: resumen de la comunidad «neutral» a 8-sep; se discute si 1.000 EUR es soporte, la estocástica y el aumento de posiciones cortas [12].</w:t>
+        <w:t xml:space="preserve">: resumen de la comunidad «neutral» a 8-sep; se discute si es soporte, la estocástica y el aumento de posiciones cortas [12].</w:t>
       </w:r>
       <w:r>
         <w:t xml:space="preserve"> </w:t>
@@ -3684,10 +3684,17 @@
           <w:bCs/>
           <w:b/>
         </w:rPr>
-        <w:t xml:space="preserve">Cartera value propuesta (~29.800 EUR)</w:t>
-      </w:r>
-      <w:r>
-        <w:t xml:space="preserve">: IGLN (oro), Edenred, Daiichi Sankyo, Uber, Viscofan, Alphabet, Netflix, SAP, Intuit, Nemetschek, LVMH y ~6.300 EUR de liquidez. No hay ninguna empresa de defensa ni industrial pesada: Rheinmetall diversificaría (gasto público europeo, ciclo propio, poco correlacionado con el software y el lujo).</w:t>
+        <w:t xml:space="preserve">Cartera value propuesta</w:t>
+      </w:r>
+      <w:r>
+        <w:rPr>
+          <w:bCs/>
+          <w:b/>
+        </w:rPr>
+        <w:t xml:space="preserve"> </w:t>
+      </w:r>
+      <w:r>
+        <w:t xml:space="preserve">: IGLN (oro), Edenred, Daiichi Sankyo, Uber, Viscofan, Alphabet, Netflix, SAP, Intuit, Nemetschek, LVMH y liquidez. No hay ninguna empresa de defensa ni industrial pesada: Rheinmetall diversificaría (gasto público europeo, ciclo propio, poco correlacionado con el software y el lujo).</w:t>
       </w:r>
     </w:p>
     <w:p>
@@ -3767,7 +3774,7 @@
           <w:bCs/>
           <w:b/>
         </w:rPr>
-        <w:t xml:space="preserve">3,5 % de la cartera (~1.040 EUR, por encima del mínimo de 1.000 EUR)</w:t>
+        <w:t xml:space="preserve">3,5 % de la cartera, por encima del mínimo</w:t>
       </w:r>
       <w:r>
         <w:t xml:space="preserve">, en dos tramos (mitad ya, mitad tras los resultados de mar-2027 o con una caída del 10 %), pagado con liquidez.</w:t>
@@ -3782,7 +3789,7 @@
         <w:pStyle w:val="Compact"/>
       </w:pPr>
       <w:r>
-        <w:t xml:space="preserve">Bolsillo growth (≤ 20 % de la cartera, ≤ ~5.960 EUR): hoy sin ocupar por esta empresa.</w:t>
+        <w:t xml:space="preserve">Bolsillo growth (≤ 20 % de la cartera,: hoy sin ocupar por esta empresa.</w:t>
       </w:r>
     </w:p>
     <w:p>

--- a/informes-growth/rheinmetall-2026-10-14/Rheinmetall - growth - 2026-10-14.docx
+++ b/informes-growth/rheinmetall-2026-10-14/Rheinmetall - growth - 2026-10-14.docx
@@ -20,58 +20,31 @@
           <w:bCs/>
           <w:b/>
         </w:rPr>
-        <w:t xml:space="preserve">Señal (método v7): Mantener</w:t>
-      </w:r>
-      <w:r>
-        <w:t xml:space="preserve"> </w:t>
-      </w:r>
-      <w:r>
-        <w:t xml:space="preserve">· Puntuación 64,3/100 · Señales de cambio de tendencia 2/8 · EV/beneficio bruto 6,4x</w:t>
-      </w:r>
-      <w:r>
-        <w:t xml:space="preserve"> </w:t>
-      </w:r>
-      <w:r>
-        <w:t xml:space="preserve">Precio 953,3 EUR · Objetivo 12 m 975 EUR (ponderada +3,5 %, base -2,1 %, bajista -55,4 %, alcista +73,6 %) · Compra hasta 932,9 EUR</w:t>
-      </w:r>
-      <w:r>
-        <w:t xml:space="preserve"> </w:t>
-      </w:r>
-      <w:r>
-        <w:t xml:space="preserve">Peso orientativo: no entra · Por qué: no compra: ponderada &lt; 5 %, base &lt; 0 %, bajista peor que -50 %</w:t>
-      </w:r>
-    </w:p>
-    <w:p>
-      <w:pPr>
-        <w:pStyle w:val="BlockText"/>
-      </w:pPr>
-      <w:r>
-        <w:rPr>
-          <w:bCs/>
-          <w:b/>
-        </w:rPr>
-        <w:t xml:space="preserve">Calculado con el método v7</w:t>
-      </w:r>
-      <w:r>
-        <w:t xml:space="preserve"> </w:t>
-      </w:r>
-      <w:r>
-        <w:t xml:space="preserve">(vigente desde el 14-oct tras el backtest de 71 casos,</w:t>
-      </w:r>
-      <w:r>
-        <w:t xml:space="preserve"> </w:t>
-      </w:r>
-      <w:r>
-        <w:rPr>
-          <w:rStyle w:val="VerbatimChar"/>
-        </w:rPr>
-        <w:t xml:space="preserve">verticales/growth/metodo.md</w:t>
-      </w:r>
-      <w:r>
-        <w:t xml:space="preserve"> </w:t>
-      </w:r>
-      <w:r>
-        <w:t xml:space="preserve">§6). Si la sección 9 enseña otras cifras de valoración, son del borrador con la proyección del analista; mandan las de arriba: ventas con la regla mecánica (18190 M en el base) y múltiplo de hoy con rebaja por desaceleración (5,2x / 8,7x / 13,9x).</w:t>
+        <w:t xml:space="preserve">Señal (método vigente v11): Mantener</w:t>
+      </w:r>
+      <w:r>
+        <w:t xml:space="preserve"> </w:t>
+      </w:r>
+      <w:r>
+        <w:t xml:space="preserve">· Puntuación 64,3/100 · Señales de cambio de tendencia 2/8 · EV/EBITDA 10,8 veces</w:t>
+      </w:r>
+      <w:r>
+        <w:t xml:space="preserve"> </w:t>
+      </w:r>
+      <w:r>
+        <w:t xml:space="preserve">Precio 953,30 EUR (fecha del informe) · Objetivo 12 m 975,0 EUR · Ponderada +3,5 % · Base −2,1 % · Bajista −55,4 % · Alcista +73,6 % · Compra hasta 847,0 EUR</w:t>
+      </w:r>
+      <w:r>
+        <w:t xml:space="preserve"> </w:t>
+      </w:r>
+      <w:r>
+        <w:t xml:space="preserve">Peso orientativo: 0 % de la cartera · Por qué: no compra: ponderada &lt; 5 %, base &lt; 0 %, bajista peor que -50 %</w:t>
+      </w:r>
+      <w:r>
+        <w:t xml:space="preserve"> </w:t>
+      </w:r>
+      <w:r>
+        <w:t xml:space="preserve">Cabecera rehecha con la v11 el 15-oct (auditoría de homogeneidad). Antes decía (método v7): Mantener. El texto de abajo puede citar cifras de esa versión anterior; mandan las de esta cabecera.</w:t>
       </w:r>
     </w:p>
     <w:bookmarkStart w:id="20" w:name="la-tesis-en-cinco-líneas"/>
